--- a/Leonardo_Projekt_Plan.docx
+++ b/Leonardo_Projekt_Plan.docx
@@ -36,8 +36,32 @@
     </w:p>
     <w:p>
       <w:r>
-        <w:t>Dieses Projekt entsteht in Kooperation mit der Schülervertretung.</w:t>
-      </w:r>
+        <w:t>Dieses Projekt entsteht in Kooperation mit der Schülervertretung</w:t>
+      </w:r>
+      <w:r>
+        <w:t xml:space="preserve">; </w:t>
+      </w:r>
+    </w:p>
+    <w:p>
+      <w:r>
+        <w:t xml:space="preserve">Primäre Kontaktperson dort ist </w:t>
+      </w:r>
+      <w:proofErr w:type="spellStart"/>
+      <w:r>
+        <w:t>Nanami</w:t>
+      </w:r>
+      <w:proofErr w:type="spellEnd"/>
+      <w:r>
+        <w:t xml:space="preserve"> </w:t>
+      </w:r>
+      <w:proofErr w:type="spellStart"/>
+      <w:r>
+        <w:t>Kawanob</w:t>
+      </w:r>
+      <w:r>
+        <w:t>e</w:t>
+      </w:r>
+      <w:proofErr w:type="spellEnd"/>
     </w:p>
     <w:p>
       <w:pPr>
@@ -141,24 +165,6 @@
         <w:t>Viktor: Projekt / Zeitmanagement</w:t>
       </w:r>
     </w:p>
-    <w:p>
-      <w:proofErr w:type="spellStart"/>
-      <w:r>
-        <w:t>Nanami</w:t>
-      </w:r>
-      <w:proofErr w:type="spellEnd"/>
-      <w:r>
-        <w:t xml:space="preserve"> </w:t>
-      </w:r>
-      <w:proofErr w:type="spellStart"/>
-      <w:r>
-        <w:t>Kawanobe</w:t>
-      </w:r>
-      <w:proofErr w:type="spellEnd"/>
-      <w:r>
-        <w:t>: Designierte Kontaktperson bei der Sv</w:t>
-      </w:r>
-    </w:p>
     <w:p/>
     <w:p>
       <w:pPr>
@@ -201,17 +207,21 @@
           <w:bCs/>
           <w:sz w:val="32"/>
           <w:szCs w:val="32"/>
+          <w:lang w:val="en-US"/>
         </w:rPr>
       </w:pPr>
+      <w:proofErr w:type="spellStart"/>
       <w:r>
         <w:rPr>
           <w:b/>
           <w:bCs/>
           <w:sz w:val="32"/>
           <w:szCs w:val="32"/>
+          <w:lang w:val="en-US"/>
         </w:rPr>
         <w:t>Quellcode</w:t>
       </w:r>
+      <w:proofErr w:type="spellEnd"/>
     </w:p>
     <w:p>
       <w:pPr>
@@ -231,13 +241,7 @@
         <w:rPr>
           <w:lang w:val="en-US"/>
         </w:rPr>
-        <w:t xml:space="preserve"> Repository: </w:t>
-      </w:r>
-      <w:r>
-        <w:rPr>
-          <w:lang w:val="en-US"/>
-        </w:rPr>
-        <w:t>https://github.com/Perlentaucher09/Projekt_Abipr-fungsrechner</w:t>
+        <w:t xml:space="preserve"> Repository: https://github.com/Perlentaucher09/Projekt_Abipr-fungsrechner</w:t>
       </w:r>
     </w:p>
     <w:sectPr>
